--- a/daily/2026-09-05/word/VEH_20260905_09_Shacman_德龙M3000S自卸车（DumpTruck）.docx
+++ b/daily/2026-09-05/word/VEH_20260905_09_Shacman_德龙M3000S自卸车（DumpTruck）.docx
@@ -744,6 +744,21 @@
       </w:r>
       <w:r>
         <w:t xml:space="preserve"> rather than estimated; the single-source kerb figure is a reference for one build only. For Central-Asia/Africa routes, match the emission stage, axle rating and tyre spec to road and loading conditions, and confirm parts support for Weichai/Fast/Hande components.</w:t>
+      </w:r>
+    </w:p>
+    <w:p/>
+    <w:p>
+      <w:r>
+        <w:t xml:space="preserve">A tipper is really </w:t>
+      </w:r>
+      <w:r>
+        <w:rPr>
+          <w:b/>
+        </w:rPr>
+        <w:t>two procurements in one — a chassis and a separately built body</w:t>
+      </w:r>
+      <w:r>
+        <w:t xml:space="preserve"> — so the buyer should pin both before payment. On the chassis side, record the exact engine model and rated power, transmission, axle reduction and suspension, because the same M3000S nameplate can be delivered with several drivelines. On the body side, specify steel grade and thickness, side/board height, internal volume, tailgate type, the hydraulic hoist make and cylinder stages, and whether the body is welded to the frame or mounted on a sub-frame. Overloading a body that is lighter than the chassis rating is the most common route to cracked frames and overturned beds on quarry grades. Ask the supplier to state which figures are homologated chassis values and which are upfitter values, and do not merge the two into a single "payload" on the contract.</w:t>
       </w:r>
     </w:p>
     <w:p/>
@@ -1526,6 +1541,20 @@
         <w:rPr>
           <w:b/>
         </w:rPr>
+        <w:t>SOURCE_FILE_PAGE</w:t>
+      </w:r>
+      <w:r>
+        <w:t>: not applicable — no candidate media file identified (no licence to assert)</w:t>
+      </w:r>
+    </w:p>
+    <w:p>
+      <w:pPr>
+        <w:pStyle w:val="ListBullet"/>
+      </w:pPr>
+      <w:r>
+        <w:rPr>
+          <w:b/>
+        </w:rPr>
         <w:t>RIGHTS_HOLDER</w:t>
       </w:r>
       <w:r>
@@ -1557,7 +1586,7 @@
         <w:t>CHECKED_DATE</w:t>
       </w:r>
       <w:r>
-        <w:t>: 2026-09-05</w:t>
+        <w:t>: 2026-09-06</w:t>
       </w:r>
     </w:p>
     <w:p>
@@ -1582,10 +1611,38 @@
         <w:rPr>
           <w:b/>
         </w:rPr>
+        <w:t>IMAGE_SCOPE_NOTE</w:t>
+      </w:r>
+      <w:r>
+        <w:t>: image must match the exact model family/topic only; must not imply a specific trim, model year, real VIN, in-person inspection or an actual transaction</w:t>
+      </w:r>
+    </w:p>
+    <w:p>
+      <w:pPr>
+        <w:pStyle w:val="ListBullet"/>
+      </w:pPr>
+      <w:r>
+        <w:rPr>
+          <w:b/>
+        </w:rPr>
         <w:t>IMAGE_RIGHTS_STATUS</w:t>
       </w:r>
       <w:r>
         <w:t>: FAIL</w:t>
+      </w:r>
+    </w:p>
+    <w:p>
+      <w:pPr>
+        <w:pStyle w:val="ListBullet"/>
+      </w:pPr>
+      <w:r>
+        <w:rPr>
+          <w:b/>
+        </w:rPr>
+        <w:t>BLOCK_REASON</w:t>
+      </w:r>
+      <w:r>
+        <w:t>: No reusable image could be secured: Wikimedia Commons/Flickr are unreachable from the research environment, stock libraries require authenticated API/licence access, and an OEM webpage image is NOT a commercial reuse grant. No AutoBridge-owned photo exists. Record kept FAIL rather than asserted.</w:t>
       </w:r>
     </w:p>
     <w:p>
